--- a/propuesta-bootcamp-ejecutivo-quito-2026/outputs/export/propuesta-detallada-en.docx
+++ b/propuesta-bootcamp-ejecutivo-quito-2026/outputs/export/propuesta-detallada-en.docx
@@ -440,7 +440,7 @@
           <w:sz w:val="20"/>
           <w:szCs w:val="20"/>
         </w:rPr>
-        <w:t xml:space="preserve">The CAO Bootcamp does not teach AI — it installs a custom agentic work system. By the end of the 20 hours, the executive takes home:</w:t>
+        <w:t xml:space="preserve">The CAO Bootcamp does not teach AI — it gives you an agent you self-train to do your tasks your way. In the workshop you see the potential: Javier operates with Pristino live, with his real context. In the bootcamp, you connect your email, calendar, Drive and train your own agent. By the end of the 20 hours, you have a personal agentic system that depends on no one.</w:t>
       </w:r>
     </w:p>
     <w:p>
@@ -584,28 +584,28 @@
                 <w:sz w:val="18"/>
                 <w:szCs w:val="18"/>
               </w:rPr>
-              <w:t xml:space="preserve">1 personal agent</w:t>
-            </w:r>
-          </w:p>
-        </w:tc>
-        <w:tc>
-          <w:tcPr>
-            <w:tcW w:type="dxa" w:w="3000"/>
-          </w:tcPr>
-          <w:p>
-            <w:pPr>
-              <w:spacing w:after="40" w:before="40"/>
-            </w:pPr>
-            <w:r>
-              <w:rPr>
-                <w:rFonts w:ascii="Trebuchet MS" w:cs="Trebuchet MS" w:eastAsia="Trebuchet MS" w:hAnsi="Trebuchet MS"/>
-                <w:b w:val="false"/>
-                <w:bCs w:val="false"/>
-                <w:color w:val="1F2833"/>
-                <w:sz w:val="18"/>
-                <w:szCs w:val="18"/>
-              </w:rPr>
-              <w:t xml:space="preserve">We install Pristino, an Open Source agent developed and maintained by MetodologIA, Javier Montano's work. Yours forever, auditable, runs locally. Connected to Gmail, Calendar and Drive.</w:t>
+              <w:t xml:space="preserve">1 personal agent you self-train</w:t>
+            </w:r>
+          </w:p>
+        </w:tc>
+        <w:tc>
+          <w:tcPr>
+            <w:tcW w:type="dxa" w:w="3000"/>
+          </w:tcPr>
+          <w:p>
+            <w:pPr>
+              <w:spacing w:after="40" w:before="40"/>
+            </w:pPr>
+            <w:r>
+              <w:rPr>
+                <w:rFonts w:ascii="Trebuchet MS" w:cs="Trebuchet MS" w:eastAsia="Trebuchet MS" w:hAnsi="Trebuchet MS"/>
+                <w:b w:val="false"/>
+                <w:bCs w:val="false"/>
+                <w:color w:val="1F2833"/>
+                <w:sz w:val="18"/>
+                <w:szCs w:val="18"/>
+              </w:rPr>
+              <w:t xml:space="preserve">We install Pristino, Javier Montano's Open Source agent. In the bootcamp you connect it to your email, calendar and Drive, and train it to do your tasks your way. Yours forever, auditable, depends on no one.</w:t>
             </w:r>
           </w:p>
         </w:tc>

--- a/propuesta-bootcamp-ejecutivo-quito-2026/outputs/export/propuesta-detallada-en.docx
+++ b/propuesta-bootcamp-ejecutivo-quito-2026/outputs/export/propuesta-detallada-en.docx
@@ -440,7 +440,7 @@
           <w:sz w:val="20"/>
           <w:szCs w:val="20"/>
         </w:rPr>
-        <w:t xml:space="preserve">The CAO Bootcamp does not teach AI — it gives you an agent you self-train to do your tasks your way. In the workshop you see the potential: Javier operates with Pristino live, with his real context. In the bootcamp, you connect your email, calendar, Drive and train your own agent. By the end of the 20 hours, you have a personal agentic system that depends on no one.</w:t>
+        <w:t xml:space="preserve">The CAO Bootcamp does not teach AI — it gives you an agent that becomes your best ally. In the workshop, Javier shows how he operates with Pristino and you learn to install its basic version. Unlocking its full potential: self-study or hand-in-hand with us in the Bootcamp where we give it your full context and you learn the best practices for Leading in the AI Era.</w:t>
       </w:r>
     </w:p>
     <w:p>
@@ -584,28 +584,28 @@
                 <w:sz w:val="18"/>
                 <w:szCs w:val="18"/>
               </w:rPr>
-              <w:t xml:space="preserve">1 personal agent you self-train</w:t>
-            </w:r>
-          </w:p>
-        </w:tc>
-        <w:tc>
-          <w:tcPr>
-            <w:tcW w:type="dxa" w:w="3000"/>
-          </w:tcPr>
-          <w:p>
-            <w:pPr>
-              <w:spacing w:after="40" w:before="40"/>
-            </w:pPr>
-            <w:r>
-              <w:rPr>
-                <w:rFonts w:ascii="Trebuchet MS" w:cs="Trebuchet MS" w:eastAsia="Trebuchet MS" w:hAnsi="Trebuchet MS"/>
-                <w:b w:val="false"/>
-                <w:bCs w:val="false"/>
-                <w:color w:val="1F2833"/>
-                <w:sz w:val="18"/>
-                <w:szCs w:val="18"/>
-              </w:rPr>
-              <w:t xml:space="preserve">We install Pristino, Javier Montano's Open Source agent. In the bootcamp you connect it to your email, calendar and Drive, and train it to do your tasks your way. Yours forever, auditable, depends on no one.</w:t>
+              <w:t xml:space="preserve">1 personal agent</w:t>
+            </w:r>
+          </w:p>
+        </w:tc>
+        <w:tc>
+          <w:tcPr>
+            <w:tcW w:type="dxa" w:w="3000"/>
+          </w:tcPr>
+          <w:p>
+            <w:pPr>
+              <w:spacing w:after="40" w:before="40"/>
+            </w:pPr>
+            <w:r>
+              <w:rPr>
+                <w:rFonts w:ascii="Trebuchet MS" w:cs="Trebuchet MS" w:eastAsia="Trebuchet MS" w:hAnsi="Trebuchet MS"/>
+                <w:b w:val="false"/>
+                <w:bCs w:val="false"/>
+                <w:color w:val="1F2833"/>
+                <w:sz w:val="18"/>
+                <w:szCs w:val="18"/>
+              </w:rPr>
+              <w:t xml:space="preserve">We install Pristino, Javier Montano.s Open Source agent. In the workshop you learn its basic version. Full potential: self-study or hand-in-hand with us in the Bootcamp. Yours forever, auditable.</w:t>
             </w:r>
           </w:p>
         </w:tc>

--- a/propuesta-bootcamp-ejecutivo-quito-2026/outputs/export/propuesta-detallada-en.docx
+++ b/propuesta-bootcamp-ejecutivo-quito-2026/outputs/export/propuesta-detallada-en.docx
@@ -1280,7 +1280,7 @@
           <w:sz w:val="20"/>
           <w:szCs w:val="20"/>
         </w:rPr>
-        <w:t xml:space="preserve">Hour structure: up to 25h total</w:t>
+        <w:t xml:space="preserve">Full path:</w:t>
       </w:r>
     </w:p>
     <w:p>
@@ -1294,7 +1294,35 @@
           <w:sz w:val="20"/>
           <w:szCs w:val="20"/>
         </w:rPr>
-        <w:t xml:space="preserve">  •  2h Masterclass (optional) + 3h Workshop (free experience) + 20h CAO Bootcamp (for those who continue)</w:t>
+        <w:t xml:space="preserve">  •  5h of intensive content, risk-free at no cost (2h masterclass + 3h workshop)</w:t>
+      </w:r>
+    </w:p>
+    <w:p>
+      <w:pPr>
+        <w:spacing w:after="60"/>
+      </w:pPr>
+      <w:r>
+        <w:rPr>
+          <w:rFonts w:ascii="Trebuchet MS" w:cs="Trebuchet MS" w:eastAsia="Trebuchet MS" w:hAnsi="Trebuchet MS"/>
+          <w:color w:val="1F2833"/>
+          <w:sz w:val="20"/>
+          <w:szCs w:val="20"/>
+        </w:rPr>
+        <w:t xml:space="preserve">  •  20h of elite content, if you choose the CAO Bootcamp</w:t>
+      </w:r>
+    </w:p>
+    <w:p>
+      <w:pPr>
+        <w:spacing w:after="60"/>
+      </w:pPr>
+      <w:r>
+        <w:rPr>
+          <w:rFonts w:ascii="Trebuchet MS" w:cs="Trebuchet MS" w:eastAsia="Trebuchet MS" w:hAnsi="Trebuchet MS"/>
+          <w:color w:val="1F2833"/>
+          <w:sz w:val="20"/>
+          <w:szCs w:val="20"/>
+        </w:rPr>
+        <w:t xml:space="preserve">  •  16 weeks of Digital (R)Evolution, if you also choose Empowerment with your team</w:t>
       </w:r>
     </w:p>
     <w:tbl>

--- a/propuesta-bootcamp-ejecutivo-quito-2026/outputs/export/propuesta-detallada-en.docx
+++ b/propuesta-bootcamp-ejecutivo-quito-2026/outputs/export/propuesta-detallada-en.docx
@@ -6223,7 +6223,7 @@
           <w:sz w:val="22"/>
           <w:szCs w:val="22"/>
         </w:rPr>
-        <w:t xml:space="preserve">Javier Montano — MetodologIA Co-founder (19%)</w:t>
+        <w:t xml:space="preserve">Javier Montano — MetodologIA Founder (51%)</w:t>
       </w:r>
     </w:p>
     <w:p>
@@ -6254,7 +6254,7 @@
           <w:sz w:val="22"/>
           <w:szCs w:val="22"/>
         </w:rPr>
-        <w:t xml:space="preserve">Cristian Jarrin — MetodologIA Ecuador Co-founder (51%)</w:t>
+        <w:t xml:space="preserve">Cristian Jarrin — MetodologIA Ecuador Partner (7%, joins Year 2)</w:t>
       </w:r>
     </w:p>
     <w:p>
@@ -6299,7 +6299,7 @@
           <w:sz w:val="22"/>
           <w:szCs w:val="22"/>
         </w:rPr>
-        <w:t xml:space="preserve">MetodologIA Holding — Corporate Entity (30%)</w:t>
+        <w:t xml:space="preserve">Katherin Oquendo (14%), Daniel (14%), German (14%) — Co-Founders</w:t>
       </w:r>
     </w:p>
     <w:p>

--- a/propuesta-bootcamp-ejecutivo-quito-2026/outputs/export/propuesta-detallada-en.docx
+++ b/propuesta-bootcamp-ejecutivo-quito-2026/outputs/export/propuesta-detallada-en.docx
@@ -6299,7 +6299,7 @@
           <w:sz w:val="22"/>
           <w:szCs w:val="22"/>
         </w:rPr>
-        <w:t xml:space="preserve">Katherin Oquendo (14%), Daniel (14%), German (14%) — Co-Founders</w:t>
+        <w:t xml:space="preserve">German (19%), Daniel (13%), Katherin Oquendo (10%) — Co-Founders</w:t>
       </w:r>
     </w:p>
     <w:p>

--- a/propuesta-bootcamp-ejecutivo-quito-2026/outputs/export/propuesta-detallada-en.docx
+++ b/propuesta-bootcamp-ejecutivo-quito-2026/outputs/export/propuesta-detallada-en.docx
@@ -155,7 +155,7 @@
           <w:sz w:val="20"/>
           <w:szCs w:val="20"/>
         </w:rPr>
-        <w:t xml:space="preserve">Version: 2.1 | Date: April 2, 2026 | Confidential</w:t>
+        <w:t xml:space="preserve">Versión: 2.1 | Date: April 2, 2026 | Confidential</w:t>
       </w:r>
     </w:p>
     <w:p>
@@ -705,7 +705,7 @@
           <w:sz w:val="20"/>
           <w:szCs w:val="20"/>
         </w:rPr>
-        <w:t xml:space="preserve">The CAO Bootcamp gives you an agent that becomes your best ally. In the workshop, Javier shows how he operates with Pristino and you learn to install its basic version. Full potential: self-study or hand-in-hand with us in the Bootcamp. [DOC: content.json]</w:t>
+        <w:t xml:space="preserve">The CAO Bootcamp gives you an agent that becomes your best ally. In the workshop, Javier shows how he operates with Pristino and you learn to install its basic versión. Full potential: self-study or hand-in-hand with us in the Bootcamp. [DOC: content.json]</w:t>
       </w:r>
     </w:p>
     <w:p>
@@ -982,7 +982,7 @@
                 <w:sz w:val="18"/>
                 <w:szCs w:val="18"/>
               </w:rPr>
-              <w:t xml:space="preserve">Workflows from day 1. Communication, analysis, scheduling, decisions, reports</w:t>
+              <w:t xml:space="preserve">Workflows from day 1. Commúnication, analysis, scheduling, decisións, reports</w:t>
             </w:r>
           </w:p>
         </w:tc>
@@ -1158,7 +1158,7 @@
                 <w:sz w:val="18"/>
                 <w:szCs w:val="18"/>
               </w:rPr>
-              <w:t xml:space="preserve">Universal + Executive (strategy, decisions, delegation, reports)</w:t>
+              <w:t xml:space="preserve">Universal + Executive (strategy, decisións, delegation, reports)</w:t>
             </w:r>
           </w:p>
         </w:tc>
@@ -2643,7 +2643,7 @@
           <w:sz w:val="22"/>
           <w:szCs w:val="22"/>
         </w:rPr>
-        <w:t xml:space="preserve">Solo / Duo / Trio Decision Framework</w:t>
+        <w:t xml:space="preserve">Solo / Duo / Trio Decisión Framework</w:t>
       </w:r>
     </w:p>
     <w:tbl>
@@ -3842,7 +3842,7 @@
                 <w:sz w:val="18"/>
                 <w:szCs w:val="18"/>
               </w:rPr>
-              <w:t xml:space="preserve">Email and executive communication</w:t>
+              <w:t xml:space="preserve">Email and executive commúnication</w:t>
             </w:r>
           </w:p>
         </w:tc>
@@ -4210,7 +4210,7 @@
                 <w:sz w:val="18"/>
                 <w:szCs w:val="18"/>
               </w:rPr>
-              <w:t xml:space="preserve">Strategic decisions</w:t>
+              <w:t xml:space="preserve">Strategic decisións</w:t>
             </w:r>
           </w:p>
         </w:tc>
@@ -7231,7 +7231,7 @@
           <w:sz w:val="20"/>
           <w:szCs w:val="20"/>
         </w:rPr>
-        <w:t xml:space="preserve">Flywheel: 33 Y1 graduates → 15-20 active ambassadors → 2-3 referrals each → 40% conversion → 12+ additional closes Y2 [INFERENCE]</w:t>
+        <w:t xml:space="preserve">Flywheel: 33 Y1 graduates → 15-20 active ambassadors → 2-3 referrals each → 40% conversión → 12+ additional closes Y2 [INFERENCE]</w:t>
       </w:r>
     </w:p>
     <w:p>
